--- a/hin/docx/005.content.docx
+++ b/hin/docx/005.content.docx
@@ -19,7 +19,7 @@
         <w:rPr>
           <w:lang w:val="hi_IN" w:bidi="hi_IN"/>
         </w:rPr>
-        <w:t>Resource: Tyndale Open Study Notes</w:t>
+        <w:t>Resource: Aquifer Open Study Notes (Profiles)</w:t>
       </w:r>
       <w:r>
         <w:rPr>
@@ -112,7 +112,7 @@
         <w:rPr>
           <w:lang w:val="hi_IN" w:bidi="hi_IN"/>
         </w:rPr>
-        <w:t>Tyndale Open Study Notes</w:t>
+        <w:t>Aquifer Open Study Notes (Profiles)</w:t>
       </w:r>
     </w:p>
     <w:p>

--- a/hin/docx/005.content.docx
+++ b/hin/docx/005.content.docx
@@ -233,54 +233,36 @@
         </w:rPr>
         <w:t xml:space="preserve">उज्जियाह अमस्याह और यकोल्याह के पुत्र थे। वे 792 से 740 ईसा पूर्व, 52 वर्षों तक यहूदा के राजा रहे (देखें </w:t>
       </w:r>
-      <w:hyperlink r:id="rId13">
-        <w:r>
-          <w:rPr>
-            <w:lang w:val="hi_IN" w:bidi="hi_IN"/>
-          </w:rPr>
-          <w:rPr>
-            <w:color w:val="0000EE"/>
-            <w:u w:val="single"/>
-          </w:rPr>
-          <w:t>2 रा 14:21–22</w:t>
-        </w:r>
-      </w:hyperlink>
+      <w:r>
+        <w:rPr>
+          <w:lang w:val="hi_IN" w:bidi="hi_IN"/>
+        </w:rPr>
+        <w:t>2 रा 14:21–22</w:t>
+      </w:r>
       <w:r>
         <w:rPr>
           <w:lang w:val="hi_IN" w:bidi="hi_IN"/>
         </w:rPr>
         <w:t xml:space="preserve">; </w:t>
       </w:r>
-      <w:hyperlink r:id="rId14">
-        <w:r>
-          <w:rPr>
-            <w:lang w:val="hi_IN" w:bidi="hi_IN"/>
-          </w:rPr>
-          <w:rPr>
-            <w:color w:val="0000EE"/>
-            <w:u w:val="single"/>
-          </w:rPr>
-          <w:t>15:1–2</w:t>
-        </w:r>
-      </w:hyperlink>
+      <w:r>
+        <w:rPr>
+          <w:lang w:val="hi_IN" w:bidi="hi_IN"/>
+        </w:rPr>
+        <w:t>15:1–2</w:t>
+      </w:r>
       <w:r>
         <w:rPr>
           <w:lang w:val="hi_IN" w:bidi="hi_IN"/>
         </w:rPr>
         <w:t xml:space="preserve">; </w:t>
       </w:r>
-      <w:hyperlink r:id="rId15">
-        <w:r>
-          <w:rPr>
-            <w:lang w:val="hi_IN" w:bidi="hi_IN"/>
-          </w:rPr>
-          <w:rPr>
-            <w:color w:val="0000EE"/>
-            <w:u w:val="single"/>
-          </w:rPr>
-          <w:t>2 इति 26:1–3</w:t>
-        </w:r>
-      </w:hyperlink>
+      <w:r>
+        <w:rPr>
+          <w:lang w:val="hi_IN" w:bidi="hi_IN"/>
+        </w:rPr>
+        <w:t>2 इति 26:1–3</w:t>
+      </w:r>
       <w:r>
         <w:rPr>
           <w:lang w:val="hi_IN" w:bidi="hi_IN"/>
@@ -301,18 +283,12 @@
         </w:rPr>
         <w:t>उज्जिय्याह के शासनकाल के अधिकांश समय में, यारोबाम द्वितीय उत्तरी राज्य इस्राएल पर 793 से 753 ईसा पूर्व तक राज्य करते रहे। दोनों राजा सफल रहे और उन्होंने इस्राएल व यहूदा में लम्बे समय तक कुशलता लेकर आए। उज्जिय्याह ने पलिश्तियों के विरुद्ध सफलतापूर्वक युद्ध किया और यरूशलेम तथा यहूदा में कई शहरपनाह के निर्माण करवाएँ। वह "परमेश्वर की खोज में लगा रहता था" (</w:t>
       </w:r>
-      <w:hyperlink r:id="rId16">
-        <w:r>
-          <w:rPr>
-            <w:lang w:val="hi_IN" w:bidi="hi_IN"/>
-          </w:rPr>
-          <w:rPr>
-            <w:color w:val="0000EE"/>
-            <w:u w:val="single"/>
-          </w:rPr>
-          <w:t>2 इति 26:5</w:t>
-        </w:r>
-      </w:hyperlink>
+      <w:r>
+        <w:rPr>
+          <w:lang w:val="hi_IN" w:bidi="hi_IN"/>
+        </w:rPr>
+        <w:t>2 इति 26:5</w:t>
+      </w:r>
       <w:r>
         <w:rPr>
           <w:lang w:val="hi_IN" w:bidi="hi_IN"/>
@@ -333,72 +309,48 @@
         </w:rPr>
         <w:t>उज्जियाह के शासनकाल के समय कई भविष्यद्वक्ता सक्रिय थे। आमोस और होशे ने उनके जीवनकाल में भविष्यद्वाणी की (</w:t>
       </w:r>
-      <w:hyperlink r:id="rId17">
-        <w:r>
-          <w:rPr>
-            <w:lang w:val="hi_IN" w:bidi="hi_IN"/>
-          </w:rPr>
-          <w:rPr>
-            <w:color w:val="0000EE"/>
-            <w:u w:val="single"/>
-          </w:rPr>
-          <w:t>होश 1:1</w:t>
-        </w:r>
-      </w:hyperlink>
+      <w:r>
+        <w:rPr>
+          <w:lang w:val="hi_IN" w:bidi="hi_IN"/>
+        </w:rPr>
+        <w:t>होश 1:1</w:t>
+      </w:r>
       <w:r>
         <w:rPr>
           <w:lang w:val="hi_IN" w:bidi="hi_IN"/>
         </w:rPr>
         <w:t xml:space="preserve">; </w:t>
       </w:r>
-      <w:hyperlink r:id="rId18">
-        <w:r>
-          <w:rPr>
-            <w:lang w:val="hi_IN" w:bidi="hi_IN"/>
-          </w:rPr>
-          <w:rPr>
-            <w:color w:val="0000EE"/>
-            <w:u w:val="single"/>
-          </w:rPr>
-          <w:t>आमो 1:1</w:t>
-        </w:r>
-      </w:hyperlink>
+      <w:r>
+        <w:rPr>
+          <w:lang w:val="hi_IN" w:bidi="hi_IN"/>
+        </w:rPr>
+        <w:t>आमो 1:1</w:t>
+      </w:r>
       <w:r>
         <w:rPr>
           <w:lang w:val="hi_IN" w:bidi="hi_IN"/>
         </w:rPr>
         <w:t>), हालाँकि उनके अधिकांश सन्देश उत्तरी राज्य के लिए थे। भविष्यद्वक्ता यशायाह को उनकी बुलाहट उस वर्ष मिली जब उज्जियाह की मृत्यु हुई (</w:t>
       </w:r>
-      <w:hyperlink r:id="rId19">
-        <w:r>
-          <w:rPr>
-            <w:lang w:val="hi_IN" w:bidi="hi_IN"/>
-          </w:rPr>
-          <w:rPr>
-            <w:color w:val="0000EE"/>
-            <w:u w:val="single"/>
-          </w:rPr>
-          <w:t>यशा 1:1</w:t>
-        </w:r>
-      </w:hyperlink>
+      <w:r>
+        <w:rPr>
+          <w:lang w:val="hi_IN" w:bidi="hi_IN"/>
+        </w:rPr>
+        <w:t>यशा 1:1</w:t>
+      </w:r>
       <w:r>
         <w:rPr>
           <w:lang w:val="hi_IN" w:bidi="hi_IN"/>
         </w:rPr>
         <w:t xml:space="preserve">; </w:t>
       </w:r>
-      <w:hyperlink r:id="rId20">
-        <w:r>
-          <w:rPr>
-            <w:lang w:val="hi_IN" w:bidi="hi_IN"/>
-          </w:rPr>
-          <w:rPr>
-            <w:color w:val="0000EE"/>
-            <w:u w:val="single"/>
-          </w:rPr>
-          <w:t>6:1</w:t>
-        </w:r>
-      </w:hyperlink>
+      <w:r>
+        <w:rPr>
+          <w:lang w:val="hi_IN" w:bidi="hi_IN"/>
+        </w:rPr>
+        <w:t>6:1</w:t>
+      </w:r>
       <w:r>
         <w:rPr>
           <w:lang w:val="hi_IN" w:bidi="hi_IN"/>
@@ -419,36 +371,24 @@
         </w:rPr>
         <w:t>उज्जिय्याह अपनी अनेक सफलताओं के कारण घमण्डी हो गए, जिससे उनका पतन हुआ (</w:t>
       </w:r>
-      <w:hyperlink r:id="rId21">
-        <w:r>
-          <w:rPr>
-            <w:lang w:val="hi_IN" w:bidi="hi_IN"/>
-          </w:rPr>
-          <w:rPr>
-            <w:color w:val="0000EE"/>
-            <w:u w:val="single"/>
-          </w:rPr>
-          <w:t>2 इति 26:16</w:t>
-        </w:r>
-      </w:hyperlink>
+      <w:r>
+        <w:rPr>
+          <w:lang w:val="hi_IN" w:bidi="hi_IN"/>
+        </w:rPr>
+        <w:t>2 इति 26:16</w:t>
+      </w:r>
       <w:r>
         <w:rPr>
           <w:lang w:val="hi_IN" w:bidi="hi_IN"/>
         </w:rPr>
         <w:t>)। उन्होंने एक याजक के समान व्यवहार किया, मन्दिर के पवित्रस्थान में घुसकर धूप जलाई। याजकों ने उन्हें यहोवा के विरुद्ध पाप करने से रोकने का प्रयास किया, परन्तु उन्होंने क्रोधित होकर उनकी चेतावनी को अनदेखा कर दिया। उनके अवज्ञा के कारण, परमेश्वर ने उन्हें कोढ़ से ग्रस्त कर दिया, और उन्हें अपने जीवन के शेष दिनों तक एकान्त में रहना पड़ा। उज्जिय्याह को उनके पूर्वजों के साथ कुछ दूरी पर उनके कोढ़ के कारण मिट्टी दी गई (</w:t>
       </w:r>
-      <w:hyperlink r:id="rId22">
-        <w:r>
-          <w:rPr>
-            <w:lang w:val="hi_IN" w:bidi="hi_IN"/>
-          </w:rPr>
-          <w:rPr>
-            <w:color w:val="0000EE"/>
-            <w:u w:val="single"/>
-          </w:rPr>
-          <w:t>2 इति 26:23</w:t>
-        </w:r>
-      </w:hyperlink>
+      <w:r>
+        <w:rPr>
+          <w:lang w:val="hi_IN" w:bidi="hi_IN"/>
+        </w:rPr>
+        <w:t>2 इति 26:23</w:t>
+      </w:r>
       <w:r>
         <w:rPr>
           <w:lang w:val="hi_IN" w:bidi="hi_IN"/>
@@ -478,144 +418,96 @@
           <w:lang w:val="hi_IN" w:bidi="hi_IN"/>
         </w:rPr>
       </w:r>
-      <w:hyperlink r:id="rId13">
-        <w:r>
-          <w:rPr>
-            <w:lang w:val="hi_IN" w:bidi="hi_IN"/>
-          </w:rPr>
-          <w:rPr>
-            <w:color w:val="0000EE"/>
-            <w:u w:val="single"/>
-          </w:rPr>
-          <w:t>2 राजा 14:21–22</w:t>
-        </w:r>
-      </w:hyperlink>
+      <w:r>
+        <w:rPr>
+          <w:lang w:val="hi_IN" w:bidi="hi_IN"/>
+        </w:rPr>
+        <w:t>2 राजा 14:21–22</w:t>
+      </w:r>
       <w:r>
         <w:rPr>
           <w:lang w:val="hi_IN" w:bidi="hi_IN"/>
         </w:rPr>
         <w:t xml:space="preserve">; </w:t>
       </w:r>
-      <w:hyperlink r:id="rId23">
-        <w:r>
-          <w:rPr>
-            <w:lang w:val="hi_IN" w:bidi="hi_IN"/>
-          </w:rPr>
-          <w:rPr>
-            <w:color w:val="0000EE"/>
-            <w:u w:val="single"/>
-          </w:rPr>
-          <w:t>15:1–7</w:t>
-        </w:r>
-      </w:hyperlink>
+      <w:r>
+        <w:rPr>
+          <w:lang w:val="hi_IN" w:bidi="hi_IN"/>
+        </w:rPr>
+        <w:t>15:1–7</w:t>
+      </w:r>
       <w:r>
         <w:rPr>
           <w:lang w:val="hi_IN" w:bidi="hi_IN"/>
         </w:rPr>
         <w:t xml:space="preserve">; </w:t>
       </w:r>
-      <w:hyperlink r:id="rId24">
-        <w:r>
-          <w:rPr>
-            <w:lang w:val="hi_IN" w:bidi="hi_IN"/>
-          </w:rPr>
-          <w:rPr>
-            <w:color w:val="0000EE"/>
-            <w:u w:val="single"/>
-          </w:rPr>
-          <w:t>2 इतिहास 26:1–23</w:t>
-        </w:r>
-      </w:hyperlink>
+      <w:r>
+        <w:rPr>
+          <w:lang w:val="hi_IN" w:bidi="hi_IN"/>
+        </w:rPr>
+        <w:t>2 इतिहास 26:1–23</w:t>
+      </w:r>
       <w:r>
         <w:rPr>
           <w:lang w:val="hi_IN" w:bidi="hi_IN"/>
         </w:rPr>
         <w:t xml:space="preserve">; </w:t>
       </w:r>
-      <w:hyperlink r:id="rId19">
-        <w:r>
-          <w:rPr>
-            <w:lang w:val="hi_IN" w:bidi="hi_IN"/>
-          </w:rPr>
-          <w:rPr>
-            <w:color w:val="0000EE"/>
-            <w:u w:val="single"/>
-          </w:rPr>
-          <w:t>यशायाह 1:1</w:t>
-        </w:r>
-      </w:hyperlink>
+      <w:r>
+        <w:rPr>
+          <w:lang w:val="hi_IN" w:bidi="hi_IN"/>
+        </w:rPr>
+        <w:t>यशायाह 1:1</w:t>
+      </w:r>
       <w:r>
         <w:rPr>
           <w:lang w:val="hi_IN" w:bidi="hi_IN"/>
         </w:rPr>
         <w:t xml:space="preserve">; </w:t>
       </w:r>
-      <w:hyperlink r:id="rId20">
-        <w:r>
-          <w:rPr>
-            <w:lang w:val="hi_IN" w:bidi="hi_IN"/>
-          </w:rPr>
-          <w:rPr>
-            <w:color w:val="0000EE"/>
-            <w:u w:val="single"/>
-          </w:rPr>
-          <w:t>6:1</w:t>
-        </w:r>
-      </w:hyperlink>
+      <w:r>
+        <w:rPr>
+          <w:lang w:val="hi_IN" w:bidi="hi_IN"/>
+        </w:rPr>
+        <w:t>6:1</w:t>
+      </w:r>
       <w:r>
         <w:rPr>
           <w:lang w:val="hi_IN" w:bidi="hi_IN"/>
         </w:rPr>
         <w:t xml:space="preserve">; </w:t>
       </w:r>
-      <w:hyperlink r:id="rId17">
-        <w:r>
-          <w:rPr>
-            <w:lang w:val="hi_IN" w:bidi="hi_IN"/>
-          </w:rPr>
-          <w:rPr>
-            <w:color w:val="0000EE"/>
-            <w:u w:val="single"/>
-          </w:rPr>
-          <w:t>होशे 1:1</w:t>
-        </w:r>
-      </w:hyperlink>
+      <w:r>
+        <w:rPr>
+          <w:lang w:val="hi_IN" w:bidi="hi_IN"/>
+        </w:rPr>
+        <w:t>होशे 1:1</w:t>
+      </w:r>
       <w:r>
         <w:rPr>
           <w:lang w:val="hi_IN" w:bidi="hi_IN"/>
         </w:rPr>
         <w:t xml:space="preserve">; </w:t>
       </w:r>
-      <w:hyperlink r:id="rId18">
-        <w:r>
-          <w:rPr>
-            <w:lang w:val="hi_IN" w:bidi="hi_IN"/>
-          </w:rPr>
-          <w:rPr>
-            <w:color w:val="0000EE"/>
-            <w:u w:val="single"/>
-          </w:rPr>
-          <w:t>आमोस 1:1</w:t>
-        </w:r>
-      </w:hyperlink>
+      <w:r>
+        <w:rPr>
+          <w:lang w:val="hi_IN" w:bidi="hi_IN"/>
+        </w:rPr>
+        <w:t>आमोस 1:1</w:t>
+      </w:r>
       <w:r>
         <w:rPr>
           <w:lang w:val="hi_IN" w:bidi="hi_IN"/>
         </w:rPr>
         <w:t xml:space="preserve">; </w:t>
       </w:r>
-      <w:hyperlink r:id="rId25">
-        <w:r>
-          <w:rPr>
-            <w:lang w:val="hi_IN" w:bidi="hi_IN"/>
-          </w:rPr>
-          <w:rPr>
-            <w:color w:val="0000EE"/>
-            <w:u w:val="single"/>
-          </w:rPr>
-          <w:t>जकर्याह 14:5</w:t>
-        </w:r>
-      </w:hyperlink>
+      <w:r>
+        <w:rPr>
+          <w:lang w:val="hi_IN" w:bidi="hi_IN"/>
+        </w:rPr>
+        <w:t>जकर्याह 14:5</w:t>
+      </w:r>
       <w:r>
         <w:rPr>
           <w:lang w:val="hi_IN" w:bidi="hi_IN"/>
